--- a/backend/data/corpus/DOC-20260525-295.docx
+++ b/backend/data/corpus/DOC-20260525-295.docx
@@ -271,7 +271,15 @@
         <w:rPr>
           <w:sz w:val="21"/>
         </w:rPr>
-        <w:t>&gt; Stopped by over a quick coffee for a twenty-minute conversation.</w:t>
+        <w:t>&gt; A brief meeting in the workroom, first one this quarter.</w:t>
+      </w:r>
+    </w:p>
+    <w:p>
+      <w:r>
+        <w:rPr>
+          <w:sz w:val="21"/>
+        </w:rPr>
+        <w:t>&gt; Left it at that, with the following quarter to be scheduled.</w:t>
       </w:r>
     </w:p>
     <w:p>
@@ -287,15 +295,7 @@
         <w:rPr>
           <w:sz w:val="21"/>
         </w:rPr>
-        <w:t>&gt; Asked about my travel schedule, since visits keep landing on the busiest clinic days.</w:t>
-      </w:r>
-    </w:p>
-    <w:p>
-      <w:r>
-        <w:rPr>
-          <w:sz w:val="21"/>
-        </w:rPr>
-        <w:t>&gt; The travel schedule this year came up, and little else.</w:t>
+        <w:t>&gt; Benefit verification is the step that most often delays a start here.</w:t>
       </w:r>
     </w:p>
     <w:p>
@@ -319,7 +319,7 @@
         <w:rPr>
           <w:sz w:val="21"/>
         </w:rPr>
-        <w:t>&gt; A brief meeting over a quick coffee, first one this quarter.</w:t>
+        <w:t>&gt; The practice lost a front-desk coordinator and has not backfilled, so routine follow-up slots looks better than last year.</w:t>
       </w:r>
     </w:p>
     <w:p>
@@ -335,7 +335,7 @@
         <w:rPr>
           <w:sz w:val="21"/>
         </w:rPr>
-        <w:t>&gt; Asked whether I had seen a case series someone forwarded; I had not, and offered nothing in return.</w:t>
+        <w:t>&gt; Referenced a review that circulated on the service in passing.</w:t>
       </w:r>
     </w:p>
     <w:p>
@@ -359,7 +359,23 @@
         <w:rPr>
           <w:sz w:val="21"/>
         </w:rPr>
-        <w:t>&gt; Noted that formulary questions remains the slowest step and that this is not specific to any one product.</w:t>
+        <w:t>&gt; Described a preference for slower titration in general, unrelated to any particular patient.</w:t>
+      </w:r>
+    </w:p>
+    <w:p>
+      <w:r>
+        <w:rPr>
+          <w:sz w:val="21"/>
+        </w:rPr>
+        <w:t>&gt; Closed there — no product discussion.</w:t>
+      </w:r>
+    </w:p>
+    <w:p>
+      <w:r>
+        <w:rPr>
+          <w:sz w:val="21"/>
+        </w:rPr>
+        <w:t>&gt; Compared notes on which sessions were worth the time.</w:t>
       </w:r>
     </w:p>
     <w:p>
@@ -368,30 +384,6 @@
           <w:sz w:val="21"/>
         </w:rPr>
         <w:t>&gt; Noted a group of primary generalized patients with nothing comparable to offer.</w:t>
-      </w:r>
-    </w:p>
-    <w:p>
-      <w:r>
-        <w:rPr>
-          <w:sz w:val="21"/>
-        </w:rPr>
-        <w:t>&gt; Mentioned a case series someone forwarded but did not raise any specific finding.</w:t>
-      </w:r>
-    </w:p>
-    <w:p>
-      <w:r>
-        <w:rPr>
-          <w:sz w:val="21"/>
-        </w:rPr>
-        <w:t>&gt; Spent some time on the surgical workup list and how workup decisions get sequenced.</w:t>
-      </w:r>
-    </w:p>
-    <w:p>
-      <w:r>
-        <w:rPr>
-          <w:sz w:val="21"/>
-        </w:rPr>
-        <w:t>&gt; Most of the discussion was about the referral intake process, which is being piloted this quarter.</w:t>
       </w:r>
     </w:p>
     <w:p>
@@ -415,23 +407,7 @@
         <w:rPr>
           <w:sz w:val="21"/>
         </w:rPr>
-        <w:t>&gt; A productive conversation in the corridor, mostly logistics.</w:t>
-      </w:r>
-    </w:p>
-    <w:p>
-      <w:r>
-        <w:rPr>
-          <w:sz w:val="21"/>
-        </w:rPr>
-        <w:t>&gt; Clinic throughput looks better than last year since the summer, which shapes how much time there is for anything else.</w:t>
-      </w:r>
-    </w:p>
-    <w:p>
-      <w:r>
-        <w:rPr>
-          <w:sz w:val="21"/>
-        </w:rPr>
-        <w:t>&gt; Noted that benefit checks varies by payer and that this is not specific to any one product.</w:t>
+        <w:t>&gt; Most of the discussion was about the phone triage line, which is still being sorted out.</w:t>
       </w:r>
     </w:p>
     <w:p>
@@ -440,6 +416,14 @@
           <w:sz w:val="21"/>
         </w:rPr>
         <w:t>&gt; Also mentioned one adult reporting daytime somnolence heavy enough to affect the commute.</w:t>
+      </w:r>
+    </w:p>
+    <w:p>
+      <w:r>
+        <w:rPr>
+          <w:sz w:val="21"/>
+        </w:rPr>
+        <w:t>&gt; The practice lost one of the nurse practitioners and has not backfilled, so the new-patient backlog is slowly recovering.</w:t>
       </w:r>
     </w:p>
     <w:p>
@@ -471,7 +455,7 @@
         <w:rPr>
           <w:sz w:val="21"/>
         </w:rPr>
-        <w:t>&gt; The practice lost a front-desk coordinator and has not backfilled, so routine follow-up slots is slowly recovering.</w:t>
+        <w:t>&gt; A full visit in the conference room; the schedule was tight.</w:t>
       </w:r>
     </w:p>
     <w:p>
@@ -479,15 +463,7 @@
         <w:rPr>
           <w:sz w:val="21"/>
         </w:rPr>
-        <w:t>&gt; No materials requested. Safety items asked about and confirmed none.</w:t>
-      </w:r>
-    </w:p>
-    <w:p>
-      <w:r>
-        <w:rPr>
-          <w:sz w:val="21"/>
-        </w:rPr>
-        <w:t>&gt; The travel schedule this year came up, and little else.</w:t>
+        <w:t>&gt; Monitoring intervals during titration are set by clinic routine here rather than by protocol.</w:t>
       </w:r>
     </w:p>
     <w:p>
@@ -511,6 +487,22 @@
         <w:rPr>
           <w:sz w:val="21"/>
         </w:rPr>
+        <w:t>&gt; Compared notes on which sessions were worth the time.</w:t>
+      </w:r>
+    </w:p>
+    <w:p>
+      <w:r>
+        <w:rPr>
+          <w:sz w:val="21"/>
+        </w:rPr>
+        <w:t>&gt; The referral queue has stretched out since the summer, which shapes how much time there is for anything else.</w:t>
+      </w:r>
+    </w:p>
+    <w:p>
+      <w:r>
+        <w:rPr>
+          <w:sz w:val="21"/>
+        </w:rPr>
       </w:r>
     </w:p>
     <w:p>
@@ -527,7 +519,15 @@
         <w:rPr>
           <w:sz w:val="21"/>
         </w:rPr>
-        <w:t>&gt; Mentioned a case series someone forwarded but did not raise any specific finding.</w:t>
+        <w:t>&gt; Caught a twenty-minute window in the reading room between patients.</w:t>
+      </w:r>
+    </w:p>
+    <w:p>
+      <w:r>
+        <w:rPr>
+          <w:sz w:val="21"/>
+        </w:rPr>
+        <w:t>&gt; Reported a patient with nausea since starting, now under observation.</w:t>
       </w:r>
     </w:p>
     <w:p>
@@ -543,7 +543,7 @@
         <w:rPr>
           <w:sz w:val="21"/>
         </w:rPr>
-        <w:t>&gt; Described how the surgical workup list is triaged now compared with before.</w:t>
+        <w:t>&gt; Coverage paperwork varies by payer, which came up as a general frustration.</w:t>
       </w:r>
     </w:p>
     <w:p>
@@ -551,7 +551,7 @@
         <w:rPr>
           <w:sz w:val="21"/>
         </w:rPr>
-        <w:t>&gt; Reported a patient with nausea since starting, now under observation.</w:t>
+        <w:t>&gt; Asked whether I had seen a review that circulated on the service; I had not, and offered nothing in return.</w:t>
       </w:r>
     </w:p>
     <w:p>
@@ -559,7 +559,7 @@
         <w:rPr>
           <w:sz w:val="21"/>
         </w:rPr>
-        <w:t>&gt; Monitoring intervals during titration are set by clinic routine here rather than by protocol.</w:t>
+        <w:t>&gt; The prior-authorization workflow changed again last month, and that took up the first part of the conversation.</w:t>
       </w:r>
     </w:p>
     <w:p>
@@ -583,7 +583,23 @@
         <w:rPr>
           <w:sz w:val="21"/>
         </w:rPr>
-        <w:t>&gt; A rushed conversation in the reading room, mostly logistics.</w:t>
+        <w:t>&gt; A productive meeting between clinic blocks, first one this quarter.</w:t>
+      </w:r>
+    </w:p>
+    <w:p>
+      <w:r>
+        <w:rPr>
+          <w:sz w:val="21"/>
+        </w:rPr>
+        <w:t>&gt; Referral patterns into this clinic have changed, and the older half of the panel is a bigger share than it was.</w:t>
+      </w:r>
+    </w:p>
+    <w:p>
+      <w:r>
+        <w:rPr>
+          <w:sz w:val="21"/>
+        </w:rPr>
+        <w:t>&gt; Clinic throughput looks better than last year since the summer, which shapes how much time there is for anything else.</w:t>
       </w:r>
     </w:p>
     <w:p>
@@ -599,15 +615,7 @@
         <w:rPr>
           <w:sz w:val="21"/>
         </w:rPr>
-        <w:t>&gt; Left it at that, with the next visit to be scheduled.</w:t>
-      </w:r>
-    </w:p>
-    <w:p>
-      <w:r>
-        <w:rPr>
-          <w:sz w:val="21"/>
-        </w:rPr>
-        <w:t>&gt; The practice lost the epilepsy fellow and has not backfilled, so clinic throughput keeps slipping.</w:t>
+        <w:t>&gt; The practice lost a front-desk coordinator and has not backfilled, so the new-patient backlog is slowly recovering.</w:t>
       </w:r>
     </w:p>
     <w:p>
@@ -631,7 +639,7 @@
         <w:rPr>
           <w:sz w:val="21"/>
         </w:rPr>
-        <w:t>&gt; Referral patterns into this clinic have changed, and the pediatric-to-adult transfers is a bigger share than it was.</w:t>
+        <w:t>&gt; Monitoring intervals during titration are set by clinic routine here rather than by protocol.</w:t>
       </w:r>
     </w:p>
     <w:p>
@@ -639,7 +647,7 @@
         <w:rPr>
           <w:sz w:val="21"/>
         </w:rPr>
-        <w:t>&gt; Compared notes on which sessions were worth the time.</w:t>
+        <w:t>&gt; Asked whether I had seen a review that circulated on the service; I had not, and offered nothing in return.</w:t>
       </w:r>
     </w:p>
     <w:p>
@@ -655,7 +663,7 @@
         <w:rPr>
           <w:sz w:val="21"/>
         </w:rPr>
-        <w:t>&gt; Referenced a case series someone forwarded in passing.</w:t>
+        <w:t>&gt; Asked whether I would be at the meeting later this year.</w:t>
       </w:r>
     </w:p>
     <w:p>
@@ -663,7 +671,7 @@
         <w:rPr>
           <w:sz w:val="21"/>
         </w:rPr>
-        <w:t>&gt; Asked about my travel schedule, since visits keep landing on the busiest clinic days.</w:t>
+        <w:t>&gt; Spent some time on the refractory group and how workup decisions get sequenced.</w:t>
       </w:r>
     </w:p>
     <w:p>
